--- a/APPLIED/final/mini_project/รายงาน CRISP-DM .docx
+++ b/APPLIED/final/mini_project/รายงาน CRISP-DM .docx
@@ -14521,7 +14521,16 @@
           <w:sz w:val="32"/>
           <w:szCs w:val="32"/>
         </w:rPr>
-        <w:t xml:space="preserve">0.0929 </w:t>
+        <w:t>0.0991</w:t>
+      </w:r>
+      <w:r>
+        <w:rPr>
+          <w:rFonts w:ascii="TH SarabunPSK" w:hAnsi="TH SarabunPSK" w:cs="TH SarabunPSK" w:hint="cs"/>
+          <w:color w:val="000000" w:themeColor="text1"/>
+          <w:sz w:val="32"/>
+          <w:szCs w:val="32"/>
+        </w:rPr>
+        <w:t xml:space="preserve"> </w:t>
       </w:r>
       <w:r>
         <w:rPr>
@@ -14578,7 +14587,16 @@
           <w:sz w:val="32"/>
           <w:szCs w:val="32"/>
         </w:rPr>
-        <w:t xml:space="preserve">0.4951 </w:t>
+        <w:t>0.5033</w:t>
+      </w:r>
+      <w:r>
+        <w:rPr>
+          <w:rFonts w:ascii="TH SarabunPSK" w:hAnsi="TH SarabunPSK" w:cs="TH SarabunPSK" w:hint="cs"/>
+          <w:color w:val="000000" w:themeColor="text1"/>
+          <w:sz w:val="32"/>
+          <w:szCs w:val="32"/>
+        </w:rPr>
+        <w:t xml:space="preserve"> </w:t>
       </w:r>
       <w:r>
         <w:rPr>
@@ -28608,7 +28626,7 @@
                 <w:szCs w:val="32"/>
                 <w14:ligatures w14:val="none"/>
               </w:rPr>
-              <w:t>34.0</w:t>
+              <w:t>30.2</w:t>
             </w:r>
           </w:p>
         </w:tc>
@@ -28748,19 +28766,21 @@
                 <w:kern w:val="0"/>
                 <w:sz w:val="32"/>
                 <w:szCs w:val="32"/>
-                <w14:ligatures w14:val="none"/>
-              </w:rPr>
-            </w:pPr>
-            <w:r>
-              <w:rPr>
-                <w:rFonts w:ascii="TH SarabunPSK" w:eastAsia="Times New Roman" w:hAnsi="TH SarabunPSK" w:cs="TH SarabunPSK" w:hint="cs"/>
-                <w:color w:val="000000" w:themeColor="text1"/>
-                <w:kern w:val="0"/>
-                <w:sz w:val="32"/>
-                <w:szCs w:val="32"/>
-                <w14:ligatures w14:val="none"/>
-              </w:rPr>
-              <w:t>6.8</w:t>
+                <w:lang w:val="en-US"/>
+                <w14:ligatures w14:val="none"/>
+              </w:rPr>
+            </w:pPr>
+            <w:r>
+              <w:rPr>
+                <w:rFonts w:ascii="TH SarabunPSK" w:eastAsia="Times New Roman" w:hAnsi="TH SarabunPSK" w:cs="TH SarabunPSK"/>
+                <w:color w:val="000000" w:themeColor="text1"/>
+                <w:kern w:val="0"/>
+                <w:sz w:val="32"/>
+                <w:szCs w:val="32"/>
+                <w:lang w:val="en-US"/>
+                <w14:ligatures w14:val="none"/>
+              </w:rPr>
+              <w:t>5.7</w:t>
             </w:r>
           </w:p>
         </w:tc>
@@ -28905,14 +28925,14 @@
             </w:pPr>
             <w:r>
               <w:rPr>
-                <w:rFonts w:ascii="TH SarabunPSK" w:eastAsia="Times New Roman" w:hAnsi="TH SarabunPSK" w:cs="TH SarabunPSK" w:hint="cs"/>
-                <w:color w:val="000000" w:themeColor="text1"/>
-                <w:kern w:val="0"/>
-                <w:sz w:val="32"/>
-                <w:szCs w:val="32"/>
-                <w14:ligatures w14:val="none"/>
-              </w:rPr>
-              <w:t>10.2</w:t>
+                <w:rFonts w:ascii="TH SarabunPSK" w:eastAsia="Times New Roman" w:hAnsi="TH SarabunPSK" w:cs="TH SarabunPSK"/>
+                <w:color w:val="000000" w:themeColor="text1"/>
+                <w:kern w:val="0"/>
+                <w:sz w:val="32"/>
+                <w:szCs w:val="32"/>
+                <w14:ligatures w14:val="none"/>
+              </w:rPr>
+              <w:t>8.3</w:t>
             </w:r>
           </w:p>
         </w:tc>
@@ -33493,11 +33513,13 @@
             <w:pPr>
               <w:jc w:val="left"/>
               <w:rPr>
-                <w:rFonts w:ascii="TH SarabunPSK" w:eastAsia="Times New Roman" w:hAnsi="TH SarabunPSK" w:cs="TH SarabunPSK"/>
-                <w:color w:val="000000" w:themeColor="text1"/>
-                <w:kern w:val="0"/>
-                <w:sz w:val="32"/>
-                <w:szCs w:val="32"/>
+                <w:rFonts w:ascii="TH SarabunPSK" w:eastAsia="Times New Roman" w:hAnsi="TH SarabunPSK" w:cs="TH SarabunPSK" w:hint="cs"/>
+                <w:color w:val="000000" w:themeColor="text1"/>
+                <w:kern w:val="0"/>
+                <w:sz w:val="32"/>
+                <w:szCs w:val="32"/>
+                <w:cs/>
+                <w:lang w:val="en-US"/>
                 <w14:ligatures w14:val="none"/>
               </w:rPr>
             </w:pPr>
